--- a/eng/docx/26.content.docx
+++ b/eng/docx/26.content.docx
@@ -484,19 +484,7 @@
         <w:rPr>
           <w:lang w:val="en_US" w:bidi="en_US"/>
         </w:rPr>
-        <w:t xml:space="preserve">: The word of the Lord first came to Ezekiel in 593 BC. At that time, Judah was still partly independent (see </w:t>
-      </w:r>
-      <w:r>
-        <w:rPr>
-          <w:lang w:val="en_US" w:bidi="en_US"/>
-        </w:rPr>
-        <w:t>Ezekiel Book Introduction</w:t>
-      </w:r>
-      <w:r>
-        <w:rPr>
-          <w:lang w:val="en_US" w:bidi="en_US"/>
-        </w:rPr>
-        <w:t>, “Setting”). However, the Babylonians had already taken control of the nation in 597 BC. They had carried King Jehoiachin away into exile in Babylon.</w:t>
+        <w:t>: The word of the Lord first came to Ezekiel in 593 BC. At that time, Judah was still partly independent (see Ezekiel Book Introduction, “Setting”). However, the Babylonians had already taken control of the nation in 597 BC. They had carried King Jehoiachin away into exile in Babylon.</w:t>
       </w:r>
     </w:p>
     <w:p>
